--- a/01. 일하는 방식의 변화/Part 5. 일자리와 커리어 l 6화 미래 직업 지도, 사라질 일과 커질 일 182개 직업 가운데 114개는 그대로, 청년 일자리 28만 5천 개는 줄었다.docx
+++ b/01. 일하는 방식의 변화/Part 5. 일자리와 커리어 l 6화 미래 직업 지도, 사라질 일과 커질 일 182개 직업 가운데 114개는 그대로, 청년 일자리 28만 5천 개는 줄었다.docx
@@ -60,7 +60,7 @@
         <w:spacing w:after="160" w:line="360" w:lineRule="auto"/>
       </w:pPr>
       <w:r>
-        <w:t xml:space="preserve">한국고용정보원의 2025~2035 정성적 일자리 전망은 주요 직업 182개를 증가, 현상 유지, 다소 감소로 나눴습니다. 증가 직업은 56개로 30.7%, 현상 유지는 114개로 62.6%, 다소 감소는 12개로 6.6%였습니다. 직업의 3분의 2 가까이는 큰 변화가 없고 감소 직업은 열 가지 남짓입니다. 일자리가 줄어드는 요인으로는 자동화와 AI가 압도적인 1위와 2위를 차지했습니다.</w:t>
+        <w:t xml:space="preserve">한국고용정보원의 2025~2035 정성적 일자리 전망은 주요 직업 182개를 증가, 현상 유지, 다소 감소로 나눴습니다. 증가 직업은 56개로 30.7%, 현상 유지는 114개로 62.6%, 다소 감소는 12개로 6.6%였습니다. 직업의 3분의 2 가까이는 큰 변화가 없고 감소 직업은 열 가지 남짓입니다. 일자리가 줄어드는 요인으로는 자동화와 AI가 압도적인 1위와 2위를 차지했습니다. 줄어드는 직업이 눈에 띄게 적다는 점이 오히려 변화의 속도를 가늠하기 어렵게 만듭니다.</w:t>
       </w:r>
     </w:p>
     <w:p>
